--- a/docs/week5/reports/无障碍用户指南（草稿）.docx
+++ b/docs/week5/reports/无障碍用户指南（草稿）.docx
@@ -81,7 +81,7 @@
           <w:color w:val="000000"/>
           <w:sz w:val="22"/>
         </w:rPr>
-        <w:t>Week 5 Draft 1.0</w:t>
+        <w:t>Week 5 Draft 1.1</w:t>
       </w:r>
     </w:p>
     <w:p>
@@ -106,7 +106,7 @@
           <w:color w:val="000000"/>
           <w:sz w:val="22"/>
         </w:rPr>
-        <w:t>2026-08-11</w:t>
+        <w:t>2026-08-12</w:t>
       </w:r>
     </w:p>
     <w:p>
@@ -131,7 +131,7 @@
           <w:color w:val="000000"/>
           <w:sz w:val="22"/>
         </w:rPr>
-        <w:t>04c498f37315f455c5fcc625f66268e460204065</w:t>
+        <w:t>e32a6cf718be3862c4603132b82f95013f525c13</w:t>
       </w:r>
     </w:p>
     <w:p>
@@ -172,7 +172,7 @@
           <w:color w:val="000000"/>
           <w:sz w:val="22"/>
         </w:rPr>
-        <w:t>Windows 是当前主要运行平台。Web release 已能构建，用于 WAVE 验证；Android target 用于 Accessibility Scanner，但当前环境缺少 Android SDK。macOS、Linux 的正式验证待相应平台完成。</w:t>
+        <w:t>Windows 是当前主要运行平台。Android release 已完成构建和设备启动，用于后续 Accessibility Scanner 验证；Linux release 已完成 WSLg 启动检查；Web release 已能构建，用于 WAVE 验证。macOS 构建与 VoiceOver 仍待真实 Mac 环境完成。</w:t>
       </w:r>
     </w:p>
     <w:p>
@@ -1061,7 +1061,7 @@
                 <w:color w:val="000000"/>
                 <w:sz w:val="18"/>
               </w:rPr>
-              <w:t>Android 无法构建</w:t>
+              <w:t>Android Scanner 未执行</w:t>
             </w:r>
           </w:p>
         </w:tc>
@@ -1081,7 +1081,7 @@
                 <w:color w:val="000000"/>
                 <w:sz w:val="18"/>
               </w:rPr>
-              <w:t>安装 Android SDK 并配置 ANDROID_HOME</w:t>
+              <w:t>在 Google Play 模拟器安装官方 Accessibility Scanner，启用服务后记录完整工作流</w:t>
             </w:r>
           </w:p>
         </w:tc>

--- a/docs/week5/reports/无障碍用户指南（草稿）.docx
+++ b/docs/week5/reports/无障碍用户指南（草稿）.docx
@@ -81,7 +81,7 @@
           <w:color w:val="000000"/>
           <w:sz w:val="22"/>
         </w:rPr>
-        <w:t>Week 5 Draft 1.1</w:t>
+        <w:t>Week 5 Draft 1.2</w:t>
       </w:r>
     </w:p>
     <w:p>
@@ -106,7 +106,7 @@
           <w:color w:val="000000"/>
           <w:sz w:val="22"/>
         </w:rPr>
-        <w:t>2026-08-12</w:t>
+        <w:t>2026-08-13</w:t>
       </w:r>
     </w:p>
     <w:p>

--- a/docs/week5/reports/无障碍用户指南（草稿）.docx
+++ b/docs/week5/reports/无障碍用户指南（草稿）.docx
@@ -56,7 +56,7 @@
           <w:color w:val="000000"/>
           <w:sz w:val="22"/>
         </w:rPr>
-        <w:t>草稿；辅助技术跨平台验证待完成</w:t>
+        <w:t>最终提交草稿；辅助技术跨平台验证待完成</w:t>
       </w:r>
     </w:p>
     <w:p>
@@ -81,7 +81,7 @@
           <w:color w:val="000000"/>
           <w:sz w:val="22"/>
         </w:rPr>
-        <w:t>Week 5 Draft 1.2</w:t>
+        <w:t>Week 5 Final Draft 1.3</w:t>
       </w:r>
     </w:p>
     <w:p>
@@ -131,7 +131,7 @@
           <w:color w:val="000000"/>
           <w:sz w:val="22"/>
         </w:rPr>
-        <w:t>e32a6cf718be3862c4603132b82f95013f525c13</w:t>
+        <w:t>875bb430f93d11d43b78d738328e633f48f57283</w:t>
       </w:r>
     </w:p>
     <w:p>
@@ -172,7 +172,7 @@
           <w:color w:val="000000"/>
           <w:sz w:val="22"/>
         </w:rPr>
-        <w:t>Windows 是当前主要运行平台。Android release 已完成构建和设备启动，用于后续 Accessibility Scanner 验证；Linux release 已完成 WSLg 启动检查；Web release 已能构建，用于 WAVE 验证。macOS 构建与 VoiceOver 仍待真实 Mac 环境完成。</w:t>
+        <w:t>Windows 是当前主要运行平台。Android release 已完成构建和设备启动；Accessibility Scanner 最终复扫按项目决定延后。Linux release 已完成 WSLg 启动检查；Web release 已完成 WAVE 四状态验证。macOS 构建与 VoiceOver 仍待真实 Mac 环境完成。</w:t>
       </w:r>
     </w:p>
     <w:p>
@@ -1061,7 +1061,7 @@
                 <w:color w:val="000000"/>
                 <w:sz w:val="18"/>
               </w:rPr>
-              <w:t>Android Scanner 未执行</w:t>
+              <w:t>Android Scanner 延后</w:t>
             </w:r>
           </w:p>
         </w:tc>
@@ -1081,7 +1081,7 @@
                 <w:color w:val="000000"/>
                 <w:sz w:val="18"/>
               </w:rPr>
-              <w:t>在 Google Play 模拟器安装官方 Accessibility Scanner，启用服务后记录完整工作流</w:t>
+              <w:t>后续在 Google Play 模拟器运行官方 Scanner，保留修复后的四状态结果</w:t>
             </w:r>
           </w:p>
         </w:tc>
